--- a/eng/docx/20.content.docx
+++ b/eng/docx/20.content.docx
@@ -19,7 +19,7 @@
         <w:rPr>
           <w:lang w:val="en_US" w:bidi="en_US"/>
         </w:rPr>
-        <w:t>Resource: Study Notes - Book Intros (Tyndale)</w:t>
+        <w:t>Resource: Tyndale Open Study Notes</w:t>
       </w:r>
       <w:r>
         <w:rPr>
@@ -112,7 +112,7 @@
         <w:rPr>
           <w:lang w:val="en_US" w:bidi="en_US"/>
         </w:rPr>
-        <w:t>Study Notes - Book Intros (Tyndale)</w:t>
+        <w:t>Tyndale Open Study Notes</w:t>
       </w:r>
     </w:p>
     <w:p>

--- a/eng/docx/20.content.docx
+++ b/eng/docx/20.content.docx
@@ -231,18 +231,7 @@
         <w:rPr>
           <w:lang w:val="en_US" w:bidi="en_US"/>
         </w:rPr>
-        <w:t>Each day, life confronts us with many decisions. The book of Proverbs is a compass that helps us navigate the murky waters of life. It provides wisdom, instructions for living, and guidance for achieving strong character. Proverbs tells us how to succeed in any situation by remaining calm-headed in a crisis, patient when pressed, gentle when challenged, and firm when confronted with temptation. Above all, Proverbs shows us that the source of all wisdom is a right relationship with God.</w:t>
-      </w:r>
-    </w:p>
-    <w:p>
-      <w:pPr>
-        <w:pStyle w:val="Heading2"/>
-      </w:pPr>
-      <w:r>
-        <w:rPr>
-          <w:lang w:val="en_US" w:bidi="en_US"/>
-        </w:rPr>
-        <w:t>Setting</w:t>
+        <w:t>Every day, we face many choices. The book of Proverbs helps guide us through life's challenges. It offers wisdom, practical instruction, and guidance for developing strong character.</w:t>
       </w:r>
     </w:p>
     <w:p>
@@ -256,18 +245,7 @@
         <w:rPr>
           <w:lang w:val="en_US" w:bidi="en_US"/>
         </w:rPr>
-        <w:t>Proverbs is a collection of sayings from various times and social contexts. Many individual proverbs find their primary setting in the royal court, addressing matters such as how to act in front of a king. Some proverbs have a family setting and best fit an agricultural context. Others pertain to the world of commerce, trade, and business. Much of Proverbs is directed toward a young man who seems to be at the age of beginning a profession. Proverbs offers wisdom and guidance for success in all the spheres of life that a person in ancient Israel might face. Yet it is also timeless, with significant application to readers today.</w:t>
-      </w:r>
-    </w:p>
-    <w:p>
-      <w:pPr>
-        <w:pStyle w:val="Heading2"/>
-      </w:pPr>
-      <w:r>
-        <w:rPr>
-          <w:lang w:val="en_US" w:bidi="en_US"/>
-        </w:rPr>
-        <w:t>Summary</w:t>
+        <w:t>Proverbs teaches us how to live wisely in many situations. It encourages us to stay calm during a crisis, be patient under pressure, respond gently to opposition, and stand firm against temptation.</w:t>
       </w:r>
     </w:p>
     <w:p>
@@ -281,7 +259,71 @@
         <w:rPr>
           <w:lang w:val="en_US" w:bidi="en_US"/>
         </w:rPr>
-        <w:t>Proverbs is ancient Israel’s anthology of wise sayings, advice, instructions, and warnings. The book has two major sections: It begins with talks that a father gives to his son (</w:t>
+        <w:t>Most importantly, Proverbs teaches that true wisdom comes from a right relationship with God.</w:t>
+      </w:r>
+    </w:p>
+    <w:p>
+      <w:pPr>
+        <w:pStyle w:val="Heading2"/>
+      </w:pPr>
+      <w:r>
+        <w:rPr>
+          <w:lang w:val="en_US" w:bidi="en_US"/>
+        </w:rPr>
+        <w:t>Setting</w:t>
+      </w:r>
+    </w:p>
+    <w:p>
+      <w:pPr/>
+      <w:r>
+        <w:rPr>
+          <w:lang w:val="en_US" w:bidi="en_US"/>
+        </w:rPr>
+      </w:r>
+      <w:r>
+        <w:rPr>
+          <w:lang w:val="en_US" w:bidi="en_US"/>
+        </w:rPr>
+        <w:t>Proverbs is a collection of sayings from different times and social settings. Many of these sayings reflect life in the royal court and give advice about how to behave in the presence of a king. Some come from family life and fit a farming setting. Others relate to commerce, trade, and business.</w:t>
+      </w:r>
+    </w:p>
+    <w:p>
+      <w:pPr/>
+      <w:r>
+        <w:rPr>
+          <w:lang w:val="en_US" w:bidi="en_US"/>
+        </w:rPr>
+      </w:r>
+      <w:r>
+        <w:rPr>
+          <w:lang w:val="en_US" w:bidi="en_US"/>
+        </w:rPr>
+        <w:t>Much of Proverbs is addressed to a young man who is preparing to begin his working life. The book provides wisdom and guidance for the many situations people in ancient Israel faced. At the same time, its teaching remains relevant today and offers valuable guidance for modern people.</w:t>
+      </w:r>
+    </w:p>
+    <w:p>
+      <w:pPr>
+        <w:pStyle w:val="Heading2"/>
+      </w:pPr>
+      <w:r>
+        <w:rPr>
+          <w:lang w:val="en_US" w:bidi="en_US"/>
+        </w:rPr>
+        <w:t>Summary</w:t>
+      </w:r>
+    </w:p>
+    <w:p>
+      <w:pPr/>
+      <w:r>
+        <w:rPr>
+          <w:lang w:val="en_US" w:bidi="en_US"/>
+        </w:rPr>
+      </w:r>
+      <w:r>
+        <w:rPr>
+          <w:lang w:val="en_US" w:bidi="en_US"/>
+        </w:rPr>
+        <w:t>Proverbs is a collection of wise sayings, advice, instruction, and warnings from ancient Israel. The book has two main parts. The first part contains messages from a father to his son (</w:t>
       </w:r>
       <w:hyperlink r:id="rId13">
         <w:r>
@@ -292,14 +334,14 @@
             <w:color w:val="0000EE"/>
             <w:u w:val="single"/>
           </w:rPr>
-          <w:t>chs 1–9</w:t>
+          <w:t>chapters 1–9</w:t>
         </w:r>
       </w:hyperlink>
       <w:r>
         <w:rPr>
           <w:lang w:val="en_US" w:bidi="en_US"/>
         </w:rPr>
-        <w:t>). These are followed by collections of wise sayings (</w:t>
+        <w:t>). Proverbs is a collection of wise sayings, advice, instruction, and warnings from ancient Israel. The book has two main parts. The first part contains messages from a father to his son (</w:t>
       </w:r>
       <w:hyperlink r:id="rId14">
         <w:r>
@@ -310,25 +352,14 @@
             <w:color w:val="0000EE"/>
             <w:u w:val="single"/>
           </w:rPr>
-          <w:t>chs 10–31</w:t>
+          <w:t>chapters 10–31</w:t>
         </w:r>
       </w:hyperlink>
       <w:r>
         <w:rPr>
           <w:lang w:val="en_US" w:bidi="en_US"/>
         </w:rPr>
-        <w:t>) from a variety of authors on a wide range of topics; most frequently mentioned are wealth and poverty, planning, laziness, prostitutes, hard work, relationships, pride, and humility.</w:t>
-      </w:r>
-    </w:p>
-    <w:p>
-      <w:pPr>
-        <w:pStyle w:val="Heading2"/>
-      </w:pPr>
-      <w:r>
-        <w:rPr>
-          <w:lang w:val="en_US" w:bidi="en_US"/>
-        </w:rPr>
-        <w:t>Genre and Style</w:t>
+        <w:t xml:space="preserve">). </w:t>
       </w:r>
     </w:p>
     <w:p>
@@ -342,7 +373,29 @@
         <w:rPr>
           <w:lang w:val="en_US" w:bidi="en_US"/>
         </w:rPr>
-        <w:t>Wise Sayings. In the ancient Near East, wise sayings were collected into anthologies for people to consult for guidance on a correct course of action. In Israel, as in neighboring nations, the purpose of these collections was to educate the young and give them direction for living well. Evidence suggests that Babylonian and Egyptian wisdom collections were incorporated in the curriculum of schools.</w:t>
+        <w:t>These sayings cover many areas of life. Common topics include wealth and poverty, planning, laziness, prostitution, hard work, relationships, pride, and humility. Proverbs teaches practical wisdom for everyday living and encourages people to make wise choices that honor God.</w:t>
+      </w:r>
+    </w:p>
+    <w:p>
+      <w:pPr>
+        <w:pStyle w:val="Heading2"/>
+      </w:pPr>
+      <w:r>
+        <w:rPr>
+          <w:lang w:val="en_US" w:bidi="en_US"/>
+        </w:rPr>
+        <w:t>Genre and Style</w:t>
+      </w:r>
+    </w:p>
+    <w:p>
+      <w:pPr>
+        <w:pStyle w:val="Heading3"/>
+      </w:pPr>
+      <w:r>
+        <w:rPr>
+          <w:lang w:val="en_US" w:bidi="en_US"/>
+        </w:rPr>
+        <w:t>Wise Sayings</w:t>
       </w:r>
     </w:p>
     <w:p>
@@ -356,7 +409,7 @@
         <w:rPr>
           <w:lang w:val="en_US" w:bidi="en_US"/>
         </w:rPr>
-        <w:t>A proverb expresses an insight, observation, or piece of advice that has been popularly accepted as general truth. Often, uttering the right proverb at the appropriate time is all it takes to resolve a discussion.</w:t>
+        <w:t>In the Ancient Near East, people gathered wise sayings into collections so others could use them for guidance in making good decisions. In Israel, as in nearby nations, these collections helped teach young people and guide them in living wisely. Evidence shows that wisdom collections from Babylon and Egypt were used in school instruction.</w:t>
       </w:r>
     </w:p>
     <w:p>
@@ -370,7 +423,18 @@
         <w:rPr>
           <w:lang w:val="en_US" w:bidi="en_US"/>
         </w:rPr>
-        <w:t>Hebrew Poetry. Proverbs is also poetry. Its compact language holds a lot of content in few words. It is literature that rewards reflective time and meditation on its rich nuances. Many proverbs teach through poetic imagery. For example, laziness is discouraged through the use of a comparison with common irritants:</w:t>
+        <w:t>A proverb is a short saying that expresses wisdom, an observation about life, or practical advice. People accept these sayings because they reflect truths that are generally recognized through experience. In many situations, a well-chosen proverb can help settle a discussion or provide direction for making a decision.</w:t>
+      </w:r>
+    </w:p>
+    <w:p>
+      <w:pPr>
+        <w:pStyle w:val="Heading3"/>
+      </w:pPr>
+      <w:r>
+        <w:rPr>
+          <w:lang w:val="en_US" w:bidi="en_US"/>
+        </w:rPr>
+        <w:t xml:space="preserve">Hebrew Poetry </w:t>
       </w:r>
     </w:p>
     <w:p>
@@ -384,21 +448,38 @@
         <w:rPr>
           <w:lang w:val="en_US" w:bidi="en_US"/>
         </w:rPr>
-        <w:t>Lazy people irritate their employers,</w:t>
+        <w:t>Proverbs is also a book of poetry. Its short, carefully chosen words communicate a great deal of meaning. The book rewards careful reading and reflection because its sayings often contain deeper insights. Many proverbs teach through word pictures and comparisons. For example, Proverbs warns against laziness by comparing it to things that commonly cause irritation:</w:t>
       </w:r>
     </w:p>
     <w:p>
-      <w:pPr/>
-      <w:r>
-        <w:rPr>
-          <w:lang w:val="en_US" w:bidi="en_US"/>
-        </w:rPr>
-      </w:r>
-      <w:r>
-        <w:rPr>
-          <w:lang w:val="en_US" w:bidi="en_US"/>
-        </w:rPr>
-        <w:t>like vinegar to the teeth or smoke in the eyes (</w:t>
+      <w:pPr>
+        <w:pStyle w:val="ListBullet"/>
+        <w:spacing w:line="240" w:lineRule="auto"/>
+        <w:ind w:left="720"/>
+      </w:pPr>
+      <w:r>
+        <w:rPr>
+          <w:lang w:val="en_US" w:bidi="en_US"/>
+        </w:rPr>
+      </w:r>
+      <w:r>
+        <w:rPr>
+          <w:lang w:val="en_US" w:bidi="en_US"/>
+        </w:rPr>
+        <w:t xml:space="preserve">"Like </w:t>
+      </w:r>
+      <w:r>
+        <w:rPr>
+          <w:lang w:val="en_US" w:bidi="en_US"/>
+        </w:rPr>
+        <w:t xml:space="preserve">vinegar to the teeth and smoke to the eyes, </w:t>
+        <w:br/>
+      </w:r>
+      <w:r>
+        <w:rPr>
+          <w:lang w:val="en_US" w:bidi="en_US"/>
+        </w:rPr>
+        <w:t>so is the slacker to those who send him" (</w:t>
       </w:r>
       <w:hyperlink r:id="rId15">
         <w:r>
@@ -409,7 +490,7 @@
             <w:color w:val="0000EE"/>
             <w:u w:val="single"/>
           </w:rPr>
-          <w:t>10:26</w:t>
+          <w:t>Proverbs 10:26</w:t>
         </w:r>
       </w:hyperlink>
       <w:r>
@@ -430,7 +511,7 @@
         <w:rPr>
           <w:lang w:val="en_US" w:bidi="en_US"/>
         </w:rPr>
-        <w:t xml:space="preserve">One important characteristic of Hebrew poetry is parallelism. Many proverbs use </w:t>
+        <w:t xml:space="preserve">One important feature of Hebrew poetry is parallelism, a style in which two or more lines are connected in meaning. Many proverbs use </w:t>
       </w:r>
       <w:r>
         <w:rPr>
@@ -443,35 +524,38 @@
         <w:rPr>
           <w:lang w:val="en_US" w:bidi="en_US"/>
         </w:rPr>
-        <w:t xml:space="preserve"> parallelism—the second part continues and sharpens the thought of the first part:</w:t>
+        <w:t xml:space="preserve"> parallelism, where the second line repeats and strengthens the idea expressed in the first line:</w:t>
       </w:r>
     </w:p>
     <w:p>
-      <w:pPr/>
-      <w:r>
-        <w:rPr>
-          <w:lang w:val="en_US" w:bidi="en_US"/>
-        </w:rPr>
-      </w:r>
-      <w:r>
-        <w:rPr>
-          <w:lang w:val="en_US" w:bidi="en_US"/>
-        </w:rPr>
-        <w:t>The king is pleased with words from righteous lips;</w:t>
-      </w:r>
-    </w:p>
-    <w:p>
-      <w:pPr/>
-      <w:r>
-        <w:rPr>
-          <w:lang w:val="en_US" w:bidi="en_US"/>
-        </w:rPr>
-      </w:r>
-      <w:r>
-        <w:rPr>
-          <w:lang w:val="en_US" w:bidi="en_US"/>
-        </w:rPr>
-        <w:t>he loves those who speak honestly (</w:t>
+      <w:pPr>
+        <w:pStyle w:val="ListBullet"/>
+        <w:spacing w:line="240" w:lineRule="auto"/>
+        <w:ind w:left="720"/>
+      </w:pPr>
+      <w:r>
+        <w:rPr>
+          <w:lang w:val="en_US" w:bidi="en_US"/>
+        </w:rPr>
+      </w:r>
+      <w:r>
+        <w:rPr>
+          <w:lang w:val="en_US" w:bidi="en_US"/>
+        </w:rPr>
+        <w:t>"Righteous lips are a king’s delight,</w:t>
+        <w:br/>
+      </w:r>
+      <w:r>
+        <w:rPr>
+          <w:lang w:val="en_US" w:bidi="en_US"/>
+        </w:rPr>
+        <w:t>and he who speaks honestly is beloved"</w:t>
+      </w:r>
+      <w:r>
+        <w:rPr>
+          <w:lang w:val="en_US" w:bidi="en_US"/>
+        </w:rPr>
+        <w:t xml:space="preserve"> (</w:t>
       </w:r>
       <w:hyperlink r:id="rId16">
         <w:r>
@@ -520,31 +604,34 @@
       </w:r>
     </w:p>
     <w:p>
-      <w:pPr/>
-      <w:r>
-        <w:rPr>
-          <w:lang w:val="en_US" w:bidi="en_US"/>
-        </w:rPr>
-      </w:r>
-      <w:r>
-        <w:rPr>
-          <w:lang w:val="en_US" w:bidi="en_US"/>
-        </w:rPr>
-        <w:t>A wise woman builds her home,</w:t>
-      </w:r>
-    </w:p>
-    <w:p>
-      <w:pPr/>
-      <w:r>
-        <w:rPr>
-          <w:lang w:val="en_US" w:bidi="en_US"/>
-        </w:rPr>
-      </w:r>
-      <w:r>
-        <w:rPr>
-          <w:lang w:val="en_US" w:bidi="en_US"/>
-        </w:rPr>
-        <w:t>but a foolish woman tears it down with her own hands (</w:t>
+      <w:pPr>
+        <w:pStyle w:val="ListBullet"/>
+        <w:spacing w:line="240" w:lineRule="auto"/>
+        <w:ind w:left="720"/>
+      </w:pPr>
+      <w:r>
+        <w:rPr>
+          <w:lang w:val="en_US" w:bidi="en_US"/>
+        </w:rPr>
+      </w:r>
+      <w:r>
+        <w:rPr>
+          <w:lang w:val="en_US" w:bidi="en_US"/>
+        </w:rPr>
+        <w:t>"Every wise woman builds her house,</w:t>
+        <w:br/>
+      </w:r>
+      <w:r>
+        <w:rPr>
+          <w:lang w:val="en_US" w:bidi="en_US"/>
+        </w:rPr>
+        <w:t>but a foolish one tears it down with her own hands"</w:t>
+      </w:r>
+      <w:r>
+        <w:rPr>
+          <w:lang w:val="en_US" w:bidi="en_US"/>
+        </w:rPr>
+        <w:t>(</w:t>
       </w:r>
       <w:hyperlink r:id="rId17">
         <w:r>
@@ -576,35 +663,38 @@
         <w:rPr>
           <w:lang w:val="en_US" w:bidi="en_US"/>
         </w:rPr>
-        <w:t>Still other proverbs make comparisons:</w:t>
+        <w:t>Other proverbs make comparisons:</w:t>
       </w:r>
     </w:p>
     <w:p>
-      <w:pPr/>
-      <w:r>
-        <w:rPr>
-          <w:lang w:val="en_US" w:bidi="en_US"/>
-        </w:rPr>
-      </w:r>
-      <w:r>
-        <w:rPr>
-          <w:lang w:val="en_US" w:bidi="en_US"/>
-        </w:rPr>
-        <w:t>Better to have little, with fear for the Lord,</w:t>
-      </w:r>
-    </w:p>
-    <w:p>
-      <w:pPr/>
-      <w:r>
-        <w:rPr>
-          <w:lang w:val="en_US" w:bidi="en_US"/>
-        </w:rPr>
-      </w:r>
-      <w:r>
-        <w:rPr>
-          <w:lang w:val="en_US" w:bidi="en_US"/>
-        </w:rPr>
-        <w:t>than to have great treasure and inner turmoil (</w:t>
+      <w:pPr>
+        <w:pStyle w:val="ListBullet"/>
+        <w:spacing w:line="240" w:lineRule="auto"/>
+        <w:ind w:left="720"/>
+      </w:pPr>
+      <w:r>
+        <w:rPr>
+          <w:lang w:val="en_US" w:bidi="en_US"/>
+        </w:rPr>
+      </w:r>
+      <w:r>
+        <w:rPr>
+          <w:lang w:val="en_US" w:bidi="en_US"/>
+        </w:rPr>
+        <w:t>"Better a little with the fear of the LORD</w:t>
+        <w:br/>
+      </w:r>
+      <w:r>
+        <w:rPr>
+          <w:lang w:val="en_US" w:bidi="en_US"/>
+        </w:rPr>
+        <w:t>than great treasure with turmoil"</w:t>
+      </w:r>
+      <w:r>
+        <w:rPr>
+          <w:lang w:val="en_US" w:bidi="en_US"/>
+        </w:rPr>
+        <w:t xml:space="preserve"> (</w:t>
       </w:r>
       <w:hyperlink r:id="rId18">
         <w:r>
@@ -636,7 +726,7 @@
         <w:rPr>
           <w:lang w:val="en_US" w:bidi="en_US"/>
         </w:rPr>
-        <w:t>Awareness of these elements of Hebrew poetry enhances one’s ability to understand and interpret the proverbs.</w:t>
+        <w:t>Understanding these features of Hebrew poetry can help us better understand and interpret the proverbs.</w:t>
       </w:r>
     </w:p>
     <w:p>
@@ -647,7 +737,7 @@
         <w:rPr>
           <w:lang w:val="en_US" w:bidi="en_US"/>
         </w:rPr>
-        <w:t>Authorship</w:t>
+        <w:t>Author</w:t>
       </w:r>
     </w:p>
     <w:p>
@@ -661,7 +751,7 @@
         <w:rPr>
           <w:lang w:val="en_US" w:bidi="en_US"/>
         </w:rPr>
-        <w:t>Proverbs was begun by Solomon (</w:t>
+        <w:t xml:space="preserve">Proverbs began with Solomon, who is identified as its source in </w:t>
       </w:r>
       <w:hyperlink r:id="rId19">
         <w:r>
@@ -672,14 +762,14 @@
             <w:color w:val="0000EE"/>
             <w:u w:val="single"/>
           </w:rPr>
-          <w:t>1:1</w:t>
+          <w:t>Proverbs 1:1</w:t>
         </w:r>
       </w:hyperlink>
       <w:r>
         <w:rPr>
           <w:lang w:val="en_US" w:bidi="en_US"/>
         </w:rPr>
-        <w:t>), a wise king (</w:t>
+        <w:t>. Solomon was known for his wisdom (</w:t>
       </w:r>
       <w:hyperlink r:id="rId20">
         <w:r>
@@ -690,14 +780,14 @@
             <w:color w:val="0000EE"/>
             <w:u w:val="single"/>
           </w:rPr>
-          <w:t>1 Kgs 3:5–15</w:t>
+          <w:t>1 Kings 3:5–15</w:t>
         </w:r>
       </w:hyperlink>
       <w:r>
         <w:rPr>
           <w:lang w:val="en_US" w:bidi="en_US"/>
         </w:rPr>
-        <w:t>) who collected wise sayings and composed his own (</w:t>
+        <w:t>). He collected wise sayings and composed many of his own (</w:t>
       </w:r>
       <w:hyperlink r:id="rId21">
         <w:r>
@@ -708,14 +798,14 @@
             <w:color w:val="0000EE"/>
             <w:u w:val="single"/>
           </w:rPr>
-          <w:t>1 Kgs 4:29–32</w:t>
+          <w:t>1 Kings 4:29–32</w:t>
         </w:r>
       </w:hyperlink>
       <w:r>
         <w:rPr>
           <w:lang w:val="en_US" w:bidi="en_US"/>
         </w:rPr>
-        <w:t>). Material written or edited by later teachers was then added. For example, two hundred years after Solomon, “the advisers of King Hezekiah of Judah” collected additional proverbs of Solomon and added them to the anthology (</w:t>
+        <w:t>). Later teachers added more material to the book. For example, about 200 years after Solomon, the officials of King Hezekiah of Judah collected additional proverbs of Solomon and included them in the collection (</w:t>
       </w:r>
       <w:hyperlink r:id="rId22">
         <w:r>
@@ -726,14 +816,14 @@
             <w:color w:val="0000EE"/>
             <w:u w:val="single"/>
           </w:rPr>
-          <w:t>Prov 25:1</w:t>
+          <w:t>Proverbs 25:1</w:t>
         </w:r>
       </w:hyperlink>
       <w:r>
         <w:rPr>
           <w:lang w:val="en_US" w:bidi="en_US"/>
         </w:rPr>
-        <w:t>). Other composers or editors mentioned in Proverbs include Agur (</w:t>
+        <w:t>). Other contributors mentioned in Proverbs include Agur (</w:t>
       </w:r>
       <w:hyperlink r:id="rId23">
         <w:r>
@@ -819,7 +909,7 @@
         <w:rPr>
           <w:lang w:val="en_US" w:bidi="en_US"/>
         </w:rPr>
-        <w:t>Some of the sayings are influenced by neighboring nations, such as the “thirty sayings” of the wise (</w:t>
+        <w:t>Some of the sayings in Proverbs show influence from neighboring cultures. For example, the "thirty sayings" of the wise (</w:t>
       </w:r>
       <w:hyperlink r:id="rId27">
         <w:r>
@@ -837,7 +927,7 @@
         <w:rPr>
           <w:lang w:val="en_US" w:bidi="en_US"/>
         </w:rPr>
-        <w:t xml:space="preserve">), which appear to have borrowed heavily from an Egyptian writing called </w:t>
+        <w:t xml:space="preserve">) seems to borrow heavily from an Egyptian text called </w:t>
       </w:r>
       <w:r>
         <w:rPr>
@@ -850,7 +940,7 @@
         <w:rPr>
           <w:lang w:val="en_US" w:bidi="en_US"/>
         </w:rPr>
-        <w:t xml:space="preserve"> (around 1100 BC). Proverbs was edited to its final form several hundred years after Solomon’s time.</w:t>
+        <w:t xml:space="preserve"> (written around 1100 BC). The book of Proverbs reached its final form several centuries after the time of Solomon, as later teachers and editors added and arranged its material.</w:t>
       </w:r>
     </w:p>
     <w:p>
@@ -887,20 +977,20 @@
         <w:rPr>
           <w:lang w:val="en_US" w:bidi="en_US"/>
         </w:rPr>
-        <w:t xml:space="preserve"> contains a series of discourses from a father to a son. There is some debate as to whether this was a biological son or an apprentice since the recipient of the Egyptian </w:t>
+        <w:t xml:space="preserve"> contains a series of messages from a father to a son. Some scholars debate whether the son was the writer’s actual son or a student being trained by him. This question arises because the Egyptian text </w:t>
       </w:r>
       <w:r>
         <w:rPr>
           <w:i/>
           <w:lang w:val="en_US" w:bidi="en_US"/>
         </w:rPr>
-        <w:t>Instruction of Amenemope</w:t>
-      </w:r>
-      <w:r>
-        <w:rPr>
-          <w:lang w:val="en_US" w:bidi="en_US"/>
-        </w:rPr>
-        <w:t xml:space="preserve"> was an apprentice. However, the presence of the “mother” in Proverbs (e.g., </w:t>
+        <w:t>The Instruction of Amenemope</w:t>
+      </w:r>
+      <w:r>
+        <w:rPr>
+          <w:lang w:val="en_US" w:bidi="en_US"/>
+        </w:rPr>
+        <w:t xml:space="preserve"> was addressed to a student. However, the references to a mother in Proverbs (for example, </w:t>
       </w:r>
       <w:hyperlink r:id="rId29">
         <w:r>
@@ -918,7 +1008,7 @@
         <w:rPr>
           <w:lang w:val="en_US" w:bidi="en_US"/>
         </w:rPr>
-        <w:t>) suggests a biological son.</w:t>
+        <w:t>) suggest that the son was a biological child.</w:t>
       </w:r>
     </w:p>
     <w:p>
@@ -932,7 +1022,7 @@
         <w:rPr>
           <w:lang w:val="en_US" w:bidi="en_US"/>
         </w:rPr>
-        <w:t>Much of the material is more appropriate for young males than for women (such as warnings to avoid immoral women), yet Proverbs has a much broader audience than just young men. Its purpose is to teach wisdom to people (</w:t>
+        <w:t>Much of Proverbs speaks directly to young men. For example, it includes warnings about sexual temptation and immoral relationships. However, the book is intended for a much wider audience. Its purpose is to teach wisdom to all people (</w:t>
       </w:r>
       <w:hyperlink r:id="rId30">
         <w:r>
@@ -950,7 +1040,7 @@
         <w:rPr>
           <w:lang w:val="en_US" w:bidi="en_US"/>
         </w:rPr>
-        <w:t>), both to the simple (</w:t>
+        <w:t>). This includes including both the inexperienced (</w:t>
       </w:r>
       <w:hyperlink r:id="rId31">
         <w:r>
@@ -968,7 +1058,25 @@
         <w:rPr>
           <w:lang w:val="en_US" w:bidi="en_US"/>
         </w:rPr>
-        <w:t>) and to the wise (</w:t>
+        <w:t>) and the wise</w:t>
+      </w:r>
+      <w:hyperlink r:id="rId31">
+        <w:r>
+          <w:rPr>
+            <w:lang w:val="en_US" w:bidi="en_US"/>
+          </w:rPr>
+          <w:rPr>
+            <w:color w:val="0000EE"/>
+            <w:u w:val="single"/>
+          </w:rPr>
+          <w:t xml:space="preserve"> </w:t>
+        </w:r>
+      </w:hyperlink>
+      <w:r>
+        <w:rPr>
+          <w:lang w:val="en_US" w:bidi="en_US"/>
+        </w:rPr>
+        <w:t>(</w:t>
       </w:r>
       <w:hyperlink r:id="rId32">
         <w:r>
@@ -986,7 +1094,7 @@
         <w:rPr>
           <w:lang w:val="en_US" w:bidi="en_US"/>
         </w:rPr>
-        <w:t>). Proverbs is addressed to everyone—but not everyone will receive it (</w:t>
+        <w:t>). Proverbs is offered to everyone, but not everyone will choose to accept its teaching (</w:t>
       </w:r>
       <w:hyperlink r:id="rId33">
         <w:r>
@@ -1029,7 +1137,7 @@
         <w:rPr>
           <w:lang w:val="en_US" w:bidi="en_US"/>
         </w:rPr>
-        <w:t>Proverbs is a book of practical wisdom for life. It often takes the form of a father teaching his son. As the son walks the path of life, he will come to crossroads where he must make decisions about which way to go.</w:t>
+        <w:t>Proverbs is a book of practical wisdom for everyday life. It often presents wisdom as a father teaching his son. As the son moves through life, he faces important choices and must decide which path to follow.</w:t>
       </w:r>
     </w:p>
     <w:p>
@@ -1043,7 +1151,7 @@
         <w:rPr>
           <w:lang w:val="en_US" w:bidi="en_US"/>
         </w:rPr>
-        <w:t>The book of Proverbs helps us to make right choices today. It teaches that there are rewards for wise behavior and punishments for foolish behavior. But while these rewards motivate us to heed instruction, they are not universal promises. Proverbs offers principles that are generally true, but these principles do not always guarantee a favorable outcome. For example, a person who works hard and has integrity is likely to have more material resources than a lazy and shiftless person. However, a lazy person might inherit wealth, and a hard worker might lose wealth when exploited by a corrupt government official. (This disjunction between righteousness and material reward is a major theme of Job and Ecclesiastes.)</w:t>
+        <w:t>The book of Proverbs helps people make wise choices. It teaches that wise actions often lead to good results, while foolish actions often lead to harmful results. These outcomes encourage people to follow wisdom, but they are not guaranteed in every situation.</w:t>
       </w:r>
     </w:p>
     <w:p>
@@ -1057,7 +1165,21 @@
         <w:rPr>
           <w:lang w:val="en_US" w:bidi="en_US"/>
         </w:rPr>
-        <w:t>The advice of Proverbs sometimes seems to contradict itself, but wisdom and careful reading reveal the circumstances to which each piece of advice applies. Should we answer a fool’s arguments? Or should we be silent when we realize that we are arguing with a fool (</w:t>
+        <w:t>Proverbs presents principles that are generally true, not promises that always come true. For example, a person who works hard and acts with integrity is likely to have more resources than a person who is lazy and unreliable. However, a lazy person may inherit wealth, and a hardworking person may lose wealth because of injustice or corruption. (This difference between righteous living and material reward is an important theme in the books of Job and Ecclesiastes.)</w:t>
+      </w:r>
+    </w:p>
+    <w:p>
+      <w:pPr/>
+      <w:r>
+        <w:rPr>
+          <w:lang w:val="en_US" w:bidi="en_US"/>
+        </w:rPr>
+      </w:r>
+      <w:r>
+        <w:rPr>
+          <w:lang w:val="en_US" w:bidi="en_US"/>
+        </w:rPr>
+        <w:t xml:space="preserve">The advice in Proverbs can sometimes seem contradictory. However, careful reading and wisdom help readers understand when each saying applies. For example, should we answer a fool's argument, or should we remain silent when someone refuses to listen? </w:t>
       </w:r>
       <w:hyperlink r:id="rId34">
         <w:r>
@@ -1068,14 +1190,14 @@
             <w:color w:val="0000EE"/>
             <w:u w:val="single"/>
           </w:rPr>
-          <w:t>26:4–5</w:t>
+          <w:t>Proverbs 26:4–5</w:t>
         </w:r>
       </w:hyperlink>
       <w:r>
         <w:rPr>
           <w:lang w:val="en_US" w:bidi="en_US"/>
         </w:rPr>
-        <w:t>)? It depends. We find the same thing with English aphorisms. On some occasions “Look before you leap” applies; other times we are reminded that “He who hesitates is lost.” Contradictory sayings might both be true in different situations. The truly wise person knows when to apply a particular proverb and when not to.</w:t>
+        <w:t>presents both possibilities. The right response depends on the situation.</w:t>
       </w:r>
     </w:p>
     <w:p>
@@ -1089,7 +1211,21 @@
         <w:rPr>
           <w:lang w:val="en_US" w:bidi="en_US"/>
         </w:rPr>
-        <w:t xml:space="preserve">The wisdom of Proverbs is practical, but the sayings contain much more than good advice. Real wisdom is based on a reverent, faith-filled relationship with God, who is the true source of all wisdom. This message is expressed in </w:t>
+        <w:t>We see the same pattern in many traditional sayings. One saying encourages caution, while another encourages quick action. Both can be true, depending on the circumstances. A wise person knows when a particular proverb applies and when it does not.</w:t>
+      </w:r>
+    </w:p>
+    <w:p>
+      <w:pPr/>
+      <w:r>
+        <w:rPr>
+          <w:lang w:val="en_US" w:bidi="en_US"/>
+        </w:rPr>
+      </w:r>
+      <w:r>
+        <w:rPr>
+          <w:lang w:val="en_US" w:bidi="en_US"/>
+        </w:rPr>
+        <w:t xml:space="preserve">The wisdom in Proverbs is practical, but it is more than good advice. True wisdom comes from a reverent and trusting relationship with God, who is the source of all wisdom. This truth is expressed in </w:t>
       </w:r>
       <w:hyperlink r:id="rId33">
         <w:r>
@@ -1100,14 +1236,40 @@
             <w:color w:val="0000EE"/>
             <w:u w:val="single"/>
           </w:rPr>
-          <w:t>1:7</w:t>
+          <w:t>Proverbs 1:7</w:t>
         </w:r>
       </w:hyperlink>
       <w:r>
         <w:rPr>
           <w:lang w:val="en_US" w:bidi="en_US"/>
         </w:rPr>
-        <w:t>: “Fear of the Lord is the foundation of true knowledge.” Proverbs invokes a fundamental spiritual choice, because there is no true wisdom apart from a living relationship with God.</w:t>
+        <w:t>: “</w:t>
+      </w:r>
+      <w:r>
+        <w:rPr>
+          <w:lang w:val="en_US" w:bidi="en_US"/>
+        </w:rPr>
+        <w:t>The fear of the LORD is the beginning of knowledge</w:t>
+      </w:r>
+      <w:r>
+        <w:rPr>
+          <w:lang w:val="en_US" w:bidi="en_US"/>
+        </w:rPr>
+        <w:t>.”</w:t>
+      </w:r>
+    </w:p>
+    <w:p>
+      <w:pPr/>
+      <w:r>
+        <w:rPr>
+          <w:lang w:val="en_US" w:bidi="en_US"/>
+        </w:rPr>
+      </w:r>
+      <w:r>
+        <w:rPr>
+          <w:lang w:val="en_US" w:bidi="en_US"/>
+        </w:rPr>
+        <w:t>Proverbs calls us to make a spiritual choice. It teaches that true wisdom cannot be separated from a living relationship with God.</w:t>
       </w:r>
       <w:r>
         <w:rPr>

--- a/eng/docx/20.content.docx
+++ b/eng/docx/20.content.docx
@@ -19,7 +19,7 @@
         <w:rPr>
           <w:lang w:val="en_US" w:bidi="en_US"/>
         </w:rPr>
-        <w:t>Resource: Tyndale Open Study Notes</w:t>
+        <w:t>Resource: Aquifer Open Study Notes (Book Intros)</w:t>
       </w:r>
       <w:r>
         <w:rPr>
@@ -112,7 +112,7 @@
         <w:rPr>
           <w:lang w:val="en_US" w:bidi="en_US"/>
         </w:rPr>
-        <w:t>Tyndale Open Study Notes</w:t>
+        <w:t>Aquifer Open Study Notes (Book Intros)</w:t>
       </w:r>
     </w:p>
     <w:p>

--- a/eng/docx/20.content.docx
+++ b/eng/docx/20.content.docx
@@ -325,36 +325,24 @@
         </w:rPr>
         <w:t>Proverbs is a collection of wise sayings, advice, instruction, and warnings from ancient Israel. The book has two main parts. The first part contains messages from a father to his son (</w:t>
       </w:r>
-      <w:hyperlink r:id="rId13">
-        <w:r>
-          <w:rPr>
-            <w:lang w:val="en_US" w:bidi="en_US"/>
-          </w:rPr>
-          <w:rPr>
-            <w:color w:val="0000EE"/>
-            <w:u w:val="single"/>
-          </w:rPr>
-          <w:t>chapters 1–9</w:t>
-        </w:r>
-      </w:hyperlink>
+      <w:r>
+        <w:rPr>
+          <w:lang w:val="en_US" w:bidi="en_US"/>
+        </w:rPr>
+        <w:t>chapters 1–9</w:t>
+      </w:r>
       <w:r>
         <w:rPr>
           <w:lang w:val="en_US" w:bidi="en_US"/>
         </w:rPr>
         <w:t>). Proverbs is a collection of wise sayings, advice, instruction, and warnings from ancient Israel. The book has two main parts. The first part contains messages from a father to his son (</w:t>
       </w:r>
-      <w:hyperlink r:id="rId14">
-        <w:r>
-          <w:rPr>
-            <w:lang w:val="en_US" w:bidi="en_US"/>
-          </w:rPr>
-          <w:rPr>
-            <w:color w:val="0000EE"/>
-            <w:u w:val="single"/>
-          </w:rPr>
-          <w:t>chapters 10–31</w:t>
-        </w:r>
-      </w:hyperlink>
+      <w:r>
+        <w:rPr>
+          <w:lang w:val="en_US" w:bidi="en_US"/>
+        </w:rPr>
+        <w:t>chapters 10–31</w:t>
+      </w:r>
       <w:r>
         <w:rPr>
           <w:lang w:val="en_US" w:bidi="en_US"/>
@@ -481,18 +469,12 @@
         </w:rPr>
         <w:t>so is the slacker to those who send him" (</w:t>
       </w:r>
-      <w:hyperlink r:id="rId15">
-        <w:r>
-          <w:rPr>
-            <w:lang w:val="en_US" w:bidi="en_US"/>
-          </w:rPr>
-          <w:rPr>
-            <w:color w:val="0000EE"/>
-            <w:u w:val="single"/>
-          </w:rPr>
-          <w:t>Proverbs 10:26</w:t>
-        </w:r>
-      </w:hyperlink>
+      <w:r>
+        <w:rPr>
+          <w:lang w:val="en_US" w:bidi="en_US"/>
+        </w:rPr>
+        <w:t>Proverbs 10:26</w:t>
+      </w:r>
       <w:r>
         <w:rPr>
           <w:lang w:val="en_US" w:bidi="en_US"/>
@@ -557,18 +539,12 @@
         </w:rPr>
         <w:t xml:space="preserve"> (</w:t>
       </w:r>
-      <w:hyperlink r:id="rId16">
-        <w:r>
-          <w:rPr>
-            <w:lang w:val="en_US" w:bidi="en_US"/>
-          </w:rPr>
-          <w:rPr>
-            <w:color w:val="0000EE"/>
-            <w:u w:val="single"/>
-          </w:rPr>
-          <w:t>16:13</w:t>
-        </w:r>
-      </w:hyperlink>
+      <w:r>
+        <w:rPr>
+          <w:lang w:val="en_US" w:bidi="en_US"/>
+        </w:rPr>
+        <w:t>16:13</w:t>
+      </w:r>
       <w:r>
         <w:rPr>
           <w:lang w:val="en_US" w:bidi="en_US"/>
@@ -633,18 +609,12 @@
         </w:rPr>
         <w:t>(</w:t>
       </w:r>
-      <w:hyperlink r:id="rId17">
-        <w:r>
-          <w:rPr>
-            <w:lang w:val="en_US" w:bidi="en_US"/>
-          </w:rPr>
-          <w:rPr>
-            <w:color w:val="0000EE"/>
-            <w:u w:val="single"/>
-          </w:rPr>
-          <w:t>14:1</w:t>
-        </w:r>
-      </w:hyperlink>
+      <w:r>
+        <w:rPr>
+          <w:lang w:val="en_US" w:bidi="en_US"/>
+        </w:rPr>
+        <w:t>14:1</w:t>
+      </w:r>
       <w:r>
         <w:rPr>
           <w:lang w:val="en_US" w:bidi="en_US"/>
@@ -696,18 +666,12 @@
         </w:rPr>
         <w:t xml:space="preserve"> (</w:t>
       </w:r>
-      <w:hyperlink r:id="rId18">
-        <w:r>
-          <w:rPr>
-            <w:lang w:val="en_US" w:bidi="en_US"/>
-          </w:rPr>
-          <w:rPr>
-            <w:color w:val="0000EE"/>
-            <w:u w:val="single"/>
-          </w:rPr>
-          <w:t>15:16</w:t>
-        </w:r>
-      </w:hyperlink>
+      <w:r>
+        <w:rPr>
+          <w:lang w:val="en_US" w:bidi="en_US"/>
+        </w:rPr>
+        <w:t>15:16</w:t>
+      </w:r>
       <w:r>
         <w:rPr>
           <w:lang w:val="en_US" w:bidi="en_US"/>
@@ -753,144 +717,96 @@
         </w:rPr>
         <w:t xml:space="preserve">Proverbs began with Solomon, who is identified as its source in </w:t>
       </w:r>
-      <w:hyperlink r:id="rId19">
-        <w:r>
-          <w:rPr>
-            <w:lang w:val="en_US" w:bidi="en_US"/>
-          </w:rPr>
-          <w:rPr>
-            <w:color w:val="0000EE"/>
-            <w:u w:val="single"/>
-          </w:rPr>
-          <w:t>Proverbs 1:1</w:t>
-        </w:r>
-      </w:hyperlink>
+      <w:r>
+        <w:rPr>
+          <w:lang w:val="en_US" w:bidi="en_US"/>
+        </w:rPr>
+        <w:t>Proverbs 1:1</w:t>
+      </w:r>
       <w:r>
         <w:rPr>
           <w:lang w:val="en_US" w:bidi="en_US"/>
         </w:rPr>
         <w:t>. Solomon was known for his wisdom (</w:t>
       </w:r>
-      <w:hyperlink r:id="rId20">
-        <w:r>
-          <w:rPr>
-            <w:lang w:val="en_US" w:bidi="en_US"/>
-          </w:rPr>
-          <w:rPr>
-            <w:color w:val="0000EE"/>
-            <w:u w:val="single"/>
-          </w:rPr>
-          <w:t>1 Kings 3:5–15</w:t>
-        </w:r>
-      </w:hyperlink>
+      <w:r>
+        <w:rPr>
+          <w:lang w:val="en_US" w:bidi="en_US"/>
+        </w:rPr>
+        <w:t>1 Kings 3:5–15</w:t>
+      </w:r>
       <w:r>
         <w:rPr>
           <w:lang w:val="en_US" w:bidi="en_US"/>
         </w:rPr>
         <w:t>). He collected wise sayings and composed many of his own (</w:t>
       </w:r>
-      <w:hyperlink r:id="rId21">
-        <w:r>
-          <w:rPr>
-            <w:lang w:val="en_US" w:bidi="en_US"/>
-          </w:rPr>
-          <w:rPr>
-            <w:color w:val="0000EE"/>
-            <w:u w:val="single"/>
-          </w:rPr>
-          <w:t>1 Kings 4:29–32</w:t>
-        </w:r>
-      </w:hyperlink>
+      <w:r>
+        <w:rPr>
+          <w:lang w:val="en_US" w:bidi="en_US"/>
+        </w:rPr>
+        <w:t>1 Kings 4:29–32</w:t>
+      </w:r>
       <w:r>
         <w:rPr>
           <w:lang w:val="en_US" w:bidi="en_US"/>
         </w:rPr>
         <w:t>). Later teachers added more material to the book. For example, about 200 years after Solomon, the officials of King Hezekiah of Judah collected additional proverbs of Solomon and included them in the collection (</w:t>
       </w:r>
-      <w:hyperlink r:id="rId22">
-        <w:r>
-          <w:rPr>
-            <w:lang w:val="en_US" w:bidi="en_US"/>
-          </w:rPr>
-          <w:rPr>
-            <w:color w:val="0000EE"/>
-            <w:u w:val="single"/>
-          </w:rPr>
-          <w:t>Proverbs 25:1</w:t>
-        </w:r>
-      </w:hyperlink>
+      <w:r>
+        <w:rPr>
+          <w:lang w:val="en_US" w:bidi="en_US"/>
+        </w:rPr>
+        <w:t>Proverbs 25:1</w:t>
+      </w:r>
       <w:r>
         <w:rPr>
           <w:lang w:val="en_US" w:bidi="en_US"/>
         </w:rPr>
         <w:t>). Other contributors mentioned in Proverbs include Agur (</w:t>
       </w:r>
-      <w:hyperlink r:id="rId23">
-        <w:r>
-          <w:rPr>
-            <w:lang w:val="en_US" w:bidi="en_US"/>
-          </w:rPr>
-          <w:rPr>
-            <w:color w:val="0000EE"/>
-            <w:u w:val="single"/>
-          </w:rPr>
-          <w:t>30:1</w:t>
-        </w:r>
-      </w:hyperlink>
+      <w:r>
+        <w:rPr>
+          <w:lang w:val="en_US" w:bidi="en_US"/>
+        </w:rPr>
+        <w:t>30:1</w:t>
+      </w:r>
       <w:r>
         <w:rPr>
           <w:lang w:val="en_US" w:bidi="en_US"/>
         </w:rPr>
         <w:t>), Lemuel (</w:t>
       </w:r>
-      <w:hyperlink r:id="rId24">
-        <w:r>
-          <w:rPr>
-            <w:lang w:val="en_US" w:bidi="en_US"/>
-          </w:rPr>
-          <w:rPr>
-            <w:color w:val="0000EE"/>
-            <w:u w:val="single"/>
-          </w:rPr>
-          <w:t>31:1</w:t>
-        </w:r>
-      </w:hyperlink>
+      <w:r>
+        <w:rPr>
+          <w:lang w:val="en_US" w:bidi="en_US"/>
+        </w:rPr>
+        <w:t>31:1</w:t>
+      </w:r>
       <w:r>
         <w:rPr>
           <w:lang w:val="en_US" w:bidi="en_US"/>
         </w:rPr>
         <w:t>), and “the wise” (</w:t>
       </w:r>
-      <w:hyperlink r:id="rId25">
-        <w:r>
-          <w:rPr>
-            <w:lang w:val="en_US" w:bidi="en_US"/>
-          </w:rPr>
-          <w:rPr>
-            <w:color w:val="0000EE"/>
-            <w:u w:val="single"/>
-          </w:rPr>
-          <w:t>22:17</w:t>
-        </w:r>
-      </w:hyperlink>
+      <w:r>
+        <w:rPr>
+          <w:lang w:val="en_US" w:bidi="en_US"/>
+        </w:rPr>
+        <w:t>22:17</w:t>
+      </w:r>
       <w:r>
         <w:rPr>
           <w:lang w:val="en_US" w:bidi="en_US"/>
         </w:rPr>
         <w:t xml:space="preserve">; </w:t>
       </w:r>
-      <w:hyperlink r:id="rId26">
-        <w:r>
-          <w:rPr>
-            <w:lang w:val="en_US" w:bidi="en_US"/>
-          </w:rPr>
-          <w:rPr>
-            <w:color w:val="0000EE"/>
-            <w:u w:val="single"/>
-          </w:rPr>
-          <w:t>24:23</w:t>
-        </w:r>
-      </w:hyperlink>
+      <w:r>
+        <w:rPr>
+          <w:lang w:val="en_US" w:bidi="en_US"/>
+        </w:rPr>
+        <w:t>24:23</w:t>
+      </w:r>
       <w:r>
         <w:rPr>
           <w:lang w:val="en_US" w:bidi="en_US"/>
@@ -911,18 +827,12 @@
         </w:rPr>
         <w:t>Some of the sayings in Proverbs show influence from neighboring cultures. For example, the "thirty sayings" of the wise (</w:t>
       </w:r>
-      <w:hyperlink r:id="rId27">
-        <w:r>
-          <w:rPr>
-            <w:lang w:val="en_US" w:bidi="en_US"/>
-          </w:rPr>
-          <w:rPr>
-            <w:color w:val="0000EE"/>
-            <w:u w:val="single"/>
-          </w:rPr>
-          <w:t>22:17–24:22</w:t>
-        </w:r>
-      </w:hyperlink>
+      <w:r>
+        <w:rPr>
+          <w:lang w:val="en_US" w:bidi="en_US"/>
+        </w:rPr>
+        <w:t>22:17–24:22</w:t>
+      </w:r>
       <w:r>
         <w:rPr>
           <w:lang w:val="en_US" w:bidi="en_US"/>
@@ -961,18 +871,12 @@
           <w:lang w:val="en_US" w:bidi="en_US"/>
         </w:rPr>
       </w:r>
-      <w:hyperlink r:id="rId28">
-        <w:r>
-          <w:rPr>
-            <w:lang w:val="en_US" w:bidi="en_US"/>
-          </w:rPr>
-          <w:rPr>
-            <w:color w:val="0000EE"/>
-            <w:u w:val="single"/>
-          </w:rPr>
-          <w:t>Proverbs 1:8–9:18</w:t>
-        </w:r>
-      </w:hyperlink>
+      <w:r>
+        <w:rPr>
+          <w:lang w:val="en_US" w:bidi="en_US"/>
+        </w:rPr>
+        <w:t>Proverbs 1:8–9:18</w:t>
+      </w:r>
       <w:r>
         <w:rPr>
           <w:lang w:val="en_US" w:bidi="en_US"/>
@@ -992,18 +896,12 @@
         </w:rPr>
         <w:t xml:space="preserve"> was addressed to a student. However, the references to a mother in Proverbs (for example, </w:t>
       </w:r>
-      <w:hyperlink r:id="rId29">
-        <w:r>
-          <w:rPr>
-            <w:lang w:val="en_US" w:bidi="en_US"/>
-          </w:rPr>
-          <w:rPr>
-            <w:color w:val="0000EE"/>
-            <w:u w:val="single"/>
-          </w:rPr>
-          <w:t>1:8</w:t>
-        </w:r>
-      </w:hyperlink>
+      <w:r>
+        <w:rPr>
+          <w:lang w:val="en_US" w:bidi="en_US"/>
+        </w:rPr>
+        <w:t>1:8</w:t>
+      </w:r>
       <w:r>
         <w:rPr>
           <w:lang w:val="en_US" w:bidi="en_US"/>
@@ -1024,90 +922,60 @@
         </w:rPr>
         <w:t>Much of Proverbs speaks directly to young men. For example, it includes warnings about sexual temptation and immoral relationships. However, the book is intended for a much wider audience. Its purpose is to teach wisdom to all people (</w:t>
       </w:r>
-      <w:hyperlink r:id="rId30">
-        <w:r>
-          <w:rPr>
-            <w:lang w:val="en_US" w:bidi="en_US"/>
-          </w:rPr>
-          <w:rPr>
-            <w:color w:val="0000EE"/>
-            <w:u w:val="single"/>
-          </w:rPr>
-          <w:t>1:2</w:t>
-        </w:r>
-      </w:hyperlink>
+      <w:r>
+        <w:rPr>
+          <w:lang w:val="en_US" w:bidi="en_US"/>
+        </w:rPr>
+        <w:t>1:2</w:t>
+      </w:r>
       <w:r>
         <w:rPr>
           <w:lang w:val="en_US" w:bidi="en_US"/>
         </w:rPr>
         <w:t>). This includes including both the inexperienced (</w:t>
       </w:r>
-      <w:hyperlink r:id="rId31">
-        <w:r>
-          <w:rPr>
-            <w:lang w:val="en_US" w:bidi="en_US"/>
-          </w:rPr>
-          <w:rPr>
-            <w:color w:val="0000EE"/>
-            <w:u w:val="single"/>
-          </w:rPr>
-          <w:t>1:4</w:t>
-        </w:r>
-      </w:hyperlink>
+      <w:r>
+        <w:rPr>
+          <w:lang w:val="en_US" w:bidi="en_US"/>
+        </w:rPr>
+        <w:t>1:4</w:t>
+      </w:r>
       <w:r>
         <w:rPr>
           <w:lang w:val="en_US" w:bidi="en_US"/>
         </w:rPr>
         <w:t>) and the wise</w:t>
       </w:r>
-      <w:hyperlink r:id="rId31">
-        <w:r>
-          <w:rPr>
-            <w:lang w:val="en_US" w:bidi="en_US"/>
-          </w:rPr>
-          <w:rPr>
-            <w:color w:val="0000EE"/>
-            <w:u w:val="single"/>
-          </w:rPr>
-          <w:t xml:space="preserve"> </w:t>
-        </w:r>
-      </w:hyperlink>
+      <w:r>
+        <w:rPr>
+          <w:lang w:val="en_US" w:bidi="en_US"/>
+        </w:rPr>
+        <w:t xml:space="preserve"> </w:t>
+      </w:r>
       <w:r>
         <w:rPr>
           <w:lang w:val="en_US" w:bidi="en_US"/>
         </w:rPr>
         <w:t>(</w:t>
       </w:r>
-      <w:hyperlink r:id="rId32">
-        <w:r>
-          <w:rPr>
-            <w:lang w:val="en_US" w:bidi="en_US"/>
-          </w:rPr>
-          <w:rPr>
-            <w:color w:val="0000EE"/>
-            <w:u w:val="single"/>
-          </w:rPr>
-          <w:t>1:5</w:t>
-        </w:r>
-      </w:hyperlink>
+      <w:r>
+        <w:rPr>
+          <w:lang w:val="en_US" w:bidi="en_US"/>
+        </w:rPr>
+        <w:t>1:5</w:t>
+      </w:r>
       <w:r>
         <w:rPr>
           <w:lang w:val="en_US" w:bidi="en_US"/>
         </w:rPr>
         <w:t>). Proverbs is offered to everyone, but not everyone will choose to accept its teaching (</w:t>
       </w:r>
-      <w:hyperlink r:id="rId33">
-        <w:r>
-          <w:rPr>
-            <w:lang w:val="en_US" w:bidi="en_US"/>
-          </w:rPr>
-          <w:rPr>
-            <w:color w:val="0000EE"/>
-            <w:u w:val="single"/>
-          </w:rPr>
-          <w:t>1:7</w:t>
-        </w:r>
-      </w:hyperlink>
+      <w:r>
+        <w:rPr>
+          <w:lang w:val="en_US" w:bidi="en_US"/>
+        </w:rPr>
+        <w:t>1:7</w:t>
+      </w:r>
       <w:r>
         <w:rPr>
           <w:lang w:val="en_US" w:bidi="en_US"/>
@@ -1181,18 +1049,12 @@
         </w:rPr>
         <w:t xml:space="preserve">The advice in Proverbs can sometimes seem contradictory. However, careful reading and wisdom help readers understand when each saying applies. For example, should we answer a fool's argument, or should we remain silent when someone refuses to listen? </w:t>
       </w:r>
-      <w:hyperlink r:id="rId34">
-        <w:r>
-          <w:rPr>
-            <w:lang w:val="en_US" w:bidi="en_US"/>
-          </w:rPr>
-          <w:rPr>
-            <w:color w:val="0000EE"/>
-            <w:u w:val="single"/>
-          </w:rPr>
-          <w:t>Proverbs 26:4–5</w:t>
-        </w:r>
-      </w:hyperlink>
+      <w:r>
+        <w:rPr>
+          <w:lang w:val="en_US" w:bidi="en_US"/>
+        </w:rPr>
+        <w:t>Proverbs 26:4–5</w:t>
+      </w:r>
       <w:r>
         <w:rPr>
           <w:lang w:val="en_US" w:bidi="en_US"/>
@@ -1227,18 +1089,12 @@
         </w:rPr>
         <w:t xml:space="preserve">The wisdom in Proverbs is practical, but it is more than good advice. True wisdom comes from a reverent and trusting relationship with God, who is the source of all wisdom. This truth is expressed in </w:t>
       </w:r>
-      <w:hyperlink r:id="rId33">
-        <w:r>
-          <w:rPr>
-            <w:lang w:val="en_US" w:bidi="en_US"/>
-          </w:rPr>
-          <w:rPr>
-            <w:color w:val="0000EE"/>
-            <w:u w:val="single"/>
-          </w:rPr>
-          <w:t>Proverbs 1:7</w:t>
-        </w:r>
-      </w:hyperlink>
+      <w:r>
+        <w:rPr>
+          <w:lang w:val="en_US" w:bidi="en_US"/>
+        </w:rPr>
+        <w:t>Proverbs 1:7</w:t>
+      </w:r>
       <w:r>
         <w:rPr>
           <w:lang w:val="en_US" w:bidi="en_US"/>
